--- a/docs/submission/校园集市-作品说明书.docx
+++ b/docs/submission/校园集市-作品说明书.docx
@@ -2369,7 +2369,7 @@
         <w:spacing w:after="120" w:line="320"/>
       </w:pPr>
       <w:r>
-        <w:t xml:space="preserve">在线演示地址：https://praise-eugene-analytical-horn.trycloudflare.com（演示期间有效；若无法访问，请按 3.2 在本地一键运行，功能完全一致）。</w:t>
+        <w:t xml:space="preserve">在线演示地址：http://39.96.27.189（演示期间有效；若无法访问，请按 3.2 在本地一键运行，功能完全一致）。</w:t>
       </w:r>
     </w:p>
     <w:p>
